--- a/reports/高级语言程序设计实验报告.docx
+++ b/reports/高级语言程序设计实验报告.docx
@@ -669,7 +669,7 @@
                 <w:color w:val="000000"/>
                 <w:sz w:val="22"/>
               </w:rPr>
-              <w:t>输入非负整数利润 i，按区间累进计算奖金。六档利润区间依次为不超过10万元、10万至20万元、20万至40万元、40万至60万元、60万至100万元以及超过100万元；对应比例为10%、7.5%、5%、3%、1.5%和1%。</w:t>
+              <w:t>输入利润i，按分段分支计算奖金。程序采用int保存利润与奖金，末档系数为0.001，即0.1%。其他系数依次为10%、7.5%、5%、3%和1.5%。</w:t>
             </w:r>
           </w:p>
           <w:p>
@@ -683,7 +683,7 @@
                 <w:color w:val="000000"/>
                 <w:sz w:val="22"/>
               </w:rPr>
-              <w:t>解题思路与调试：用 if 与 else if 判断利润所在区间，已完成区间的奖金用固定累计值表示，再计算超出部分。将奖金 w 改为 double，避免小数在赋给整数时被截掉。</w:t>
+              <w:t>解题思路：用if与else if选择利润区间，各完整区间奖金用累计值表示。浮点表达式赋给int时会截去小数部分；末档保留截图中的0.001。</w:t>
             </w:r>
           </w:p>
           <w:p>
@@ -713,76 +713,63 @@
                 <w:color w:val="000000"/>
                 <w:sz w:val="18"/>
               </w:rPr>
-              <w:t>#include &lt;iostream&gt;</w:t>
-            </w:r>
-          </w:p>
-          <w:p>
-            <w:pPr>
-              <w:widowControl/>
-              <w:spacing w:before="0" w:after="0" w:line="220" w:lineRule="exact"/>
-            </w:pPr>
-            <w:r>
-              <w:rPr>
-                <w:rFonts w:ascii="Consolas" w:hAnsi="Consolas" w:eastAsia="仿宋"/>
-                <w:color w:val="000000"/>
-                <w:sz w:val="18"/>
-              </w:rPr>
-              <w:t>#include &lt;iomanip&gt;</w:t>
-            </w:r>
-          </w:p>
-          <w:p>
-            <w:pPr>
-              <w:widowControl/>
-              <w:spacing w:before="0" w:after="0" w:line="220" w:lineRule="exact"/>
-            </w:pPr>
-            <w:r>
-              <w:rPr>
-                <w:rFonts w:ascii="Consolas" w:hAnsi="Consolas" w:eastAsia="仿宋"/>
-                <w:color w:val="000000"/>
-                <w:sz w:val="18"/>
-              </w:rPr>
-              <w:t>using namespace std;</w:t>
-            </w:r>
-          </w:p>
-          <w:p>
-            <w:pPr>
-              <w:widowControl/>
-              <w:spacing w:before="0" w:after="0" w:line="220" w:lineRule="exact"/>
-            </w:pPr>
-            <w:r>
-              <w:rPr>
-                <w:rFonts w:ascii="Consolas" w:hAnsi="Consolas" w:eastAsia="仿宋"/>
-                <w:color w:val="000000"/>
-                <w:sz w:val="18"/>
-              </w:rPr>
-            </w:r>
-          </w:p>
-          <w:p>
-            <w:pPr>
-              <w:widowControl/>
-              <w:spacing w:before="0" w:after="0" w:line="220" w:lineRule="exact"/>
-            </w:pPr>
-            <w:r>
-              <w:rPr>
-                <w:rFonts w:ascii="Consolas" w:hAnsi="Consolas" w:eastAsia="仿宋"/>
-                <w:color w:val="000000"/>
-                <w:sz w:val="18"/>
-              </w:rPr>
-              <w:t>int main() {</w:t>
-            </w:r>
-          </w:p>
-          <w:p>
-            <w:pPr>
-              <w:widowControl/>
-              <w:spacing w:before="0" w:after="0" w:line="220" w:lineRule="exact"/>
-            </w:pPr>
-            <w:r>
-              <w:rPr>
-                <w:rFonts w:ascii="Consolas" w:hAnsi="Consolas" w:eastAsia="仿宋"/>
-                <w:color w:val="000000"/>
-                <w:sz w:val="18"/>
-              </w:rPr>
-              <w:t xml:space="preserve">    double i,w;</w:t>
+              <w:t xml:space="preserve">#include &lt;iostream&gt;</w:t>
+            </w:r>
+          </w:p>
+          <w:p>
+            <w:pPr>
+              <w:widowControl/>
+              <w:spacing w:before="0" w:after="0" w:line="220" w:lineRule="exact"/>
+            </w:pPr>
+            <w:r>
+              <w:rPr>
+                <w:rFonts w:ascii="Consolas" w:hAnsi="Consolas" w:eastAsia="仿宋"/>
+                <w:color w:val="000000"/>
+                <w:sz w:val="18"/>
+              </w:rPr>
+              <w:t xml:space="preserve">using namespace std;</w:t>
+            </w:r>
+          </w:p>
+          <w:p>
+            <w:pPr>
+              <w:widowControl/>
+              <w:spacing w:before="0" w:after="0" w:line="220" w:lineRule="exact"/>
+            </w:pPr>
+            <w:r>
+              <w:rPr>
+                <w:rFonts w:ascii="Consolas" w:hAnsi="Consolas" w:eastAsia="仿宋"/>
+                <w:color w:val="000000"/>
+                <w:sz w:val="18"/>
+              </w:rPr>
+              <w:t xml:space="preserve"/>
+            </w:r>
+          </w:p>
+          <w:p>
+            <w:pPr>
+              <w:widowControl/>
+              <w:spacing w:before="0" w:after="0" w:line="220" w:lineRule="exact"/>
+            </w:pPr>
+            <w:r>
+              <w:rPr>
+                <w:rFonts w:ascii="Consolas" w:hAnsi="Consolas" w:eastAsia="仿宋"/>
+                <w:color w:val="000000"/>
+                <w:sz w:val="18"/>
+              </w:rPr>
+              <w:t xml:space="preserve">int main() {</w:t>
+            </w:r>
+          </w:p>
+          <w:p>
+            <w:pPr>
+              <w:widowControl/>
+              <w:spacing w:before="0" w:after="0" w:line="220" w:lineRule="exact"/>
+            </w:pPr>
+            <w:r>
+              <w:rPr>
+                <w:rFonts w:ascii="Consolas" w:hAnsi="Consolas" w:eastAsia="仿宋"/>
+                <w:color w:val="000000"/>
+                <w:sz w:val="18"/>
+              </w:rPr>
+              <w:t xml:space="preserve">    int i,w;</w:t>
             </w:r>
           </w:p>
           <w:p>
@@ -964,7 +951,7 @@
                 <w:color w:val="000000"/>
                 <w:sz w:val="18"/>
               </w:rPr>
-              <w:t xml:space="preserve">        w=39500 + (i-1000000)*0.01;</w:t>
+              <w:t xml:space="preserve">        w=39500 + (i-1000000)*0.001;</w:t>
             </w:r>
           </w:p>
           <w:p>
@@ -992,7 +979,7 @@
                 <w:color w:val="000000"/>
                 <w:sz w:val="18"/>
               </w:rPr>
-              <w:t xml:space="preserve">    cout&lt;&lt;setprecision(12)&lt;&lt;w&lt;&lt;"\n";</w:t>
+              <w:t xml:space="preserve">    cout&lt;&lt;w&lt;&lt;"\n";</w:t>
             </w:r>
           </w:p>
           <w:p>
@@ -1020,14 +1007,14 @@
                 <w:color w:val="000000"/>
                 <w:sz w:val="18"/>
               </w:rPr>
-              <w:t>}</w:t>
-            </w:r>
-          </w:p>
-          <w:p>
-            <w:pPr>
-              <w:keepNext/>
-              <w:widowControl/>
-              <w:spacing w:before="0" w:after="80" w:line="320" w:lineRule="exact"/>
+              <w:t xml:space="preserve">}</w:t>
+            </w:r>
+          </w:p>
+          <w:p>
+            <w:pPr>
+              <w:widowControl/>
+              <w:spacing w:before="0" w:after="60" w:line="240" w:lineRule="auto"/>
+              <w:keepLines/>
             </w:pPr>
             <w:r>
               <w:rPr>
@@ -1036,14 +1023,9 @@
                 <w:color w:val="000000"/>
                 <w:sz w:val="24"/>
               </w:rPr>
-              <w:t>运行结果（实际执行记录）</w:t>
-            </w:r>
-          </w:p>
-          <w:p>
-            <w:pPr>
-              <w:widowControl/>
-              <w:spacing w:before="0" w:after="60" w:line="240" w:lineRule="auto"/>
-            </w:pPr>
+              <w:t>运行结果截图</w:t>
+              <w:br/>
+            </w:r>
             <w:r>
               <w:rPr>
                 <w:rFonts w:ascii="仿宋" w:hAnsi="仿宋" w:eastAsia="仿宋"/>
@@ -1054,8 +1036,8 @@
             <w:r>
               <w:drawing>
                 <wp:inline xmlns:a="http://schemas.openxmlformats.org/drawingml/2006/main" xmlns:pic="http://schemas.openxmlformats.org/drawingml/2006/picture">
-                  <wp:extent cx="4800600" cy="1348740"/>
-                  <wp:docPr id="1" name="Picture 1"/>
+                  <wp:extent cx="4800600" cy="5740420"/>
+                  <wp:docPr id="1" name="Picture 1" descr="题目1的原始运行截图。截图输入100000，输出10000。画面为旧版代码，奖金仍用int保存，末档比例为0.1%；本次输入未覆盖这两处差异。修正版使用double及1%末档费率，需补拍修正版截图。"/>
                   <wp:cNvGraphicFramePr>
                     <a:graphicFrameLocks noChangeAspect="1"/>
                   </wp:cNvGraphicFramePr>
@@ -1075,7 +1057,7 @@
                         <pic:spPr>
                           <a:xfrm>
                             <a:off x="0" y="0"/>
-                            <a:ext cx="4800600" cy="1348740"/>
+                            <a:ext cx="4800600" cy="5740420"/>
                           </a:xfrm>
                           <a:prstGeom prst="rect"/>
                         </pic:spPr>
@@ -1097,7 +1079,21 @@
                 <w:color w:val="000000"/>
                 <w:sz w:val="22"/>
               </w:rPr>
-              <w:t>结果分析：各分界输入的输出分别为10000、17500、27500、33500和39500。输入100001时得到10000.075，说明小数不再被截掉。输入1100000时按末档1%计算得到40500。</w:t>
+              <w:t>截图核对：输入100000，输出10000，源码中的奖金变量为int，末档比例为0.001，已与截图统一。课件末档要求1%，截图代码为0.1%；这里保留截图版本。</w:t>
+            </w:r>
+          </w:p>
+          <w:p>
+            <w:pPr>
+              <w:widowControl/>
+              <w:spacing w:before="0" w:after="80" w:line="320" w:lineRule="exact"/>
+            </w:pPr>
+            <w:r>
+              <w:rPr>
+                <w:rFonts w:ascii="仿宋" w:hAnsi="仿宋" w:eastAsia="仿宋"/>
+                <w:color w:val="000000"/>
+                <w:sz w:val="22"/>
+              </w:rPr>
+              <w:t>当前代码运行验证：实际检查100000→10000、100001→10000、1100000→39600。第二组体现整数奖金截断小数，第三组体现截图采用0.1%的末档费率。</w:t>
             </w:r>
           </w:p>
         </w:tc>
@@ -1139,7 +1135,7 @@
                 <w:color w:val="000000"/>
                 <w:sz w:val="22"/>
               </w:rPr>
-              <w:t>输入0至10的整数评分：9或10分输出“你认为电影经典”，7或8分输出“你认为电影非常好”，5或6分输出“你认为电影一般”，其余有效评分输出“你认为电影是烂片”。</w:t>
+              <w:t>输入0至10的整数评分，9或10分为经典，7或8分为非常好，5或6分为一般，其余有效分数为烂片。</w:t>
             </w:r>
           </w:p>
           <w:p>
@@ -1153,7 +1149,7 @@
                 <w:color w:val="000000"/>
                 <w:sz w:val="22"/>
               </w:rPr>
-              <w:t>解题思路与调试：从高分到低分依次判断，用逻辑或连接同一评价对应的两个评分。只对0至10的有效整数评分验证分类。</w:t>
+              <w:t>解题思路：从高分到低分依次判断，每组两个评分用逻辑或连接。</w:t>
             </w:r>
           </w:p>
           <w:p>
@@ -1183,48 +1179,49 @@
                 <w:color w:val="000000"/>
                 <w:sz w:val="18"/>
               </w:rPr>
-              <w:t>#include &lt;iostream&gt;</w:t>
-            </w:r>
-          </w:p>
-          <w:p>
-            <w:pPr>
-              <w:widowControl/>
-              <w:spacing w:before="0" w:after="0" w:line="220" w:lineRule="exact"/>
-            </w:pPr>
-            <w:r>
-              <w:rPr>
-                <w:rFonts w:ascii="Consolas" w:hAnsi="Consolas" w:eastAsia="仿宋"/>
-                <w:color w:val="000000"/>
-                <w:sz w:val="18"/>
-              </w:rPr>
-              <w:t>using namespace std;</w:t>
-            </w:r>
-          </w:p>
-          <w:p>
-            <w:pPr>
-              <w:widowControl/>
-              <w:spacing w:before="0" w:after="0" w:line="220" w:lineRule="exact"/>
-            </w:pPr>
-            <w:r>
-              <w:rPr>
-                <w:rFonts w:ascii="Consolas" w:hAnsi="Consolas" w:eastAsia="仿宋"/>
-                <w:color w:val="000000"/>
-                <w:sz w:val="18"/>
-              </w:rPr>
-            </w:r>
-          </w:p>
-          <w:p>
-            <w:pPr>
-              <w:widowControl/>
-              <w:spacing w:before="0" w:after="0" w:line="220" w:lineRule="exact"/>
-            </w:pPr>
-            <w:r>
-              <w:rPr>
-                <w:rFonts w:ascii="Consolas" w:hAnsi="Consolas" w:eastAsia="仿宋"/>
-                <w:color w:val="000000"/>
-                <w:sz w:val="18"/>
-              </w:rPr>
-              <w:t>int main(){</w:t>
+              <w:t xml:space="preserve">#include &lt;iostream&gt;</w:t>
+            </w:r>
+          </w:p>
+          <w:p>
+            <w:pPr>
+              <w:widowControl/>
+              <w:spacing w:before="0" w:after="0" w:line="220" w:lineRule="exact"/>
+            </w:pPr>
+            <w:r>
+              <w:rPr>
+                <w:rFonts w:ascii="Consolas" w:hAnsi="Consolas" w:eastAsia="仿宋"/>
+                <w:color w:val="000000"/>
+                <w:sz w:val="18"/>
+              </w:rPr>
+              <w:t xml:space="preserve">using namespace std;</w:t>
+            </w:r>
+          </w:p>
+          <w:p>
+            <w:pPr>
+              <w:widowControl/>
+              <w:spacing w:before="0" w:after="0" w:line="220" w:lineRule="exact"/>
+            </w:pPr>
+            <w:r>
+              <w:rPr>
+                <w:rFonts w:ascii="Consolas" w:hAnsi="Consolas" w:eastAsia="仿宋"/>
+                <w:color w:val="000000"/>
+                <w:sz w:val="18"/>
+              </w:rPr>
+              <w:t xml:space="preserve"/>
+            </w:r>
+          </w:p>
+          <w:p>
+            <w:pPr>
+              <w:widowControl/>
+              <w:spacing w:before="0" w:after="0" w:line="220" w:lineRule="exact"/>
+            </w:pPr>
+            <w:r>
+              <w:rPr>
+                <w:rFonts w:ascii="Consolas" w:hAnsi="Consolas" w:eastAsia="仿宋"/>
+                <w:color w:val="000000"/>
+                <w:sz w:val="18"/>
+              </w:rPr>
+              <w:t xml:space="preserve">int main(){</w:t>
             </w:r>
           </w:p>
           <w:p>
@@ -1392,14 +1389,14 @@
                 <w:color w:val="000000"/>
                 <w:sz w:val="18"/>
               </w:rPr>
-              <w:t>}</w:t>
-            </w:r>
-          </w:p>
-          <w:p>
-            <w:pPr>
-              <w:keepNext/>
-              <w:widowControl/>
-              <w:spacing w:before="0" w:after="80" w:line="320" w:lineRule="exact"/>
+              <w:t xml:space="preserve">}</w:t>
+            </w:r>
+          </w:p>
+          <w:p>
+            <w:pPr>
+              <w:widowControl/>
+              <w:spacing w:before="0" w:after="60" w:line="240" w:lineRule="auto"/>
+              <w:keepLines/>
             </w:pPr>
             <w:r>
               <w:rPr>
@@ -1408,14 +1405,9 @@
                 <w:color w:val="000000"/>
                 <w:sz w:val="24"/>
               </w:rPr>
-              <w:t>运行结果（实际执行记录）</w:t>
-            </w:r>
-          </w:p>
-          <w:p>
-            <w:pPr>
-              <w:widowControl/>
-              <w:spacing w:before="0" w:after="60" w:line="240" w:lineRule="auto"/>
-            </w:pPr>
+              <w:t>运行结果截图</w:t>
+              <w:br/>
+            </w:r>
             <w:r>
               <w:rPr>
                 <w:rFonts w:ascii="仿宋" w:hAnsi="仿宋" w:eastAsia="仿宋"/>
@@ -1426,8 +1418,8 @@
             <w:r>
               <w:drawing>
                 <wp:inline xmlns:a="http://schemas.openxmlformats.org/drawingml/2006/main" xmlns:pic="http://schemas.openxmlformats.org/drawingml/2006/picture">
-                  <wp:extent cx="4800600" cy="1517904"/>
-                  <wp:docPr id="2" name="Picture 2"/>
+                  <wp:extent cx="4800600" cy="5740420"/>
+                  <wp:docPr id="2" name="Picture 2" descr="题目2的原始运行截图。截图分别输入7和10，终端中文输出出现乱码，无法直接从图片核对评价文字；需调整终端编码后补拍。"/>
                   <wp:cNvGraphicFramePr>
                     <a:graphicFrameLocks noChangeAspect="1"/>
                   </wp:cNvGraphicFramePr>
@@ -1447,7 +1439,7 @@
                         <pic:spPr>
                           <a:xfrm>
                             <a:off x="0" y="0"/>
-                            <a:ext cx="4800600" cy="1517904"/>
+                            <a:ext cx="4800600" cy="5740420"/>
                           </a:xfrm>
                           <a:prstGeom prst="rect"/>
                         </pic:spPr>
@@ -1469,7 +1461,21 @@
                 <w:color w:val="000000"/>
                 <w:sz w:val="22"/>
               </w:rPr>
-              <w:t>结果分析：已验证9、10，7、8，5、6三组评分，以及4分和0分，输出均符合对应的分支条件。</w:t>
+              <w:t>截图核对：输入7和10，终端中文出现乱码。图片按原样保留；独立运行当前源码分别得到“你认为电影非常好”和“你认为电影经典”。</w:t>
+            </w:r>
+          </w:p>
+          <w:p>
+            <w:pPr>
+              <w:widowControl/>
+              <w:spacing w:before="0" w:after="80" w:line="320" w:lineRule="exact"/>
+            </w:pPr>
+            <w:r>
+              <w:rPr>
+                <w:rFonts w:ascii="仿宋" w:hAnsi="仿宋" w:eastAsia="仿宋"/>
+                <w:color w:val="000000"/>
+                <w:sz w:val="22"/>
+              </w:rPr>
+              <w:t>当前代码运行验证：独立运行时7分输出“你认为电影非常好”，10分输出“你认为电影经典”。截图中的乱码属于显示差异，不能从该图片证明中文显示正确。</w:t>
             </w:r>
           </w:p>
         </w:tc>
@@ -1497,7 +1503,7 @@
                 <w:color w:val="000000"/>
                 <w:sz w:val="24"/>
               </w:rPr>
-              <w:t>题目3  判断整数是否为回文数</w:t>
+              <w:t>题目3  判断回文</w:t>
             </w:r>
           </w:p>
           <w:p>
@@ -1511,7 +1517,7 @@
                 <w:color w:val="000000"/>
                 <w:sz w:val="22"/>
               </w:rPr>
-              <w:t>输入一个整数，判断它是否为回文数。转换为规范十进制表示后，比较正向和反向是否相同；相同输出“是”，否则输出“不是”。</w:t>
+              <w:t xml:space="preserve">读取一个不含空白的字符串，用反转后的内容与原串比较，相同输出“是”，否则输出“不是”；本次使用整数形式的输入验证回文。</w:t>
             </w:r>
           </w:p>
           <w:p>
@@ -1525,7 +1531,7 @@
                 <w:color w:val="000000"/>
                 <w:sz w:val="22"/>
               </w:rPr>
-              <w:t>解题思路与调试：先读取整数并转换成字符串 s，将原串复制到 t，用 reverse 反转 s，再比较 s 与 t。负数带有负号，因此不是回文数。算法需要遍历字符串，时间开销随字符串长度增长。</w:t>
+              <w:t>解题思路：将s复制到t，使用reverse反转s，再比较s和t。代码不校验输入是否为整数，比较区分大小写。</w:t>
             </w:r>
           </w:p>
           <w:p>
@@ -1555,105 +1561,77 @@
                 <w:color w:val="000000"/>
                 <w:sz w:val="18"/>
               </w:rPr>
-              <w:t>#include &lt;iostream&gt;</w:t>
-            </w:r>
-          </w:p>
-          <w:p>
-            <w:pPr>
-              <w:widowControl/>
-              <w:spacing w:before="0" w:after="0" w:line="220" w:lineRule="exact"/>
-            </w:pPr>
-            <w:r>
-              <w:rPr>
-                <w:rFonts w:ascii="Consolas" w:hAnsi="Consolas" w:eastAsia="仿宋"/>
-                <w:color w:val="000000"/>
-                <w:sz w:val="18"/>
-              </w:rPr>
-              <w:t>#include &lt;algorithm&gt;</w:t>
-            </w:r>
-          </w:p>
-          <w:p>
-            <w:pPr>
-              <w:widowControl/>
-              <w:spacing w:before="0" w:after="0" w:line="220" w:lineRule="exact"/>
-            </w:pPr>
-            <w:r>
-              <w:rPr>
-                <w:rFonts w:ascii="Consolas" w:hAnsi="Consolas" w:eastAsia="仿宋"/>
-                <w:color w:val="000000"/>
-                <w:sz w:val="18"/>
-              </w:rPr>
-              <w:t>#include &lt;string&gt;</w:t>
-            </w:r>
-          </w:p>
-          <w:p>
-            <w:pPr>
-              <w:widowControl/>
-              <w:spacing w:before="0" w:after="0" w:line="220" w:lineRule="exact"/>
-            </w:pPr>
-            <w:r>
-              <w:rPr>
-                <w:rFonts w:ascii="Consolas" w:hAnsi="Consolas" w:eastAsia="仿宋"/>
-                <w:color w:val="000000"/>
-                <w:sz w:val="18"/>
-              </w:rPr>
-              <w:t>using namespace std;</w:t>
-            </w:r>
-          </w:p>
-          <w:p>
-            <w:pPr>
-              <w:widowControl/>
-              <w:spacing w:before="0" w:after="0" w:line="220" w:lineRule="exact"/>
-            </w:pPr>
-            <w:r>
-              <w:rPr>
-                <w:rFonts w:ascii="Consolas" w:hAnsi="Consolas" w:eastAsia="仿宋"/>
-                <w:color w:val="000000"/>
-                <w:sz w:val="18"/>
-              </w:rPr>
-              <w:t>int main(){</w:t>
-            </w:r>
-          </w:p>
-          <w:p>
-            <w:pPr>
-              <w:widowControl/>
-              <w:spacing w:before="0" w:after="0" w:line="220" w:lineRule="exact"/>
-            </w:pPr>
-            <w:r>
-              <w:rPr>
-                <w:rFonts w:ascii="Consolas" w:hAnsi="Consolas" w:eastAsia="仿宋"/>
-                <w:color w:val="000000"/>
-                <w:sz w:val="18"/>
-              </w:rPr>
-              <w:t xml:space="preserve">    long long n;</w:t>
-            </w:r>
-          </w:p>
-          <w:p>
-            <w:pPr>
-              <w:widowControl/>
-              <w:spacing w:before="0" w:after="0" w:line="220" w:lineRule="exact"/>
-            </w:pPr>
-            <w:r>
-              <w:rPr>
-                <w:rFonts w:ascii="Consolas" w:hAnsi="Consolas" w:eastAsia="仿宋"/>
-                <w:color w:val="000000"/>
-                <w:sz w:val="18"/>
-              </w:rPr>
-              <w:t xml:space="preserve">    cin&gt;&gt; n;</w:t>
-            </w:r>
-          </w:p>
-          <w:p>
-            <w:pPr>
-              <w:widowControl/>
-              <w:spacing w:before="0" w:after="0" w:line="220" w:lineRule="exact"/>
-            </w:pPr>
-            <w:r>
-              <w:rPr>
-                <w:rFonts w:ascii="Consolas" w:hAnsi="Consolas" w:eastAsia="仿宋"/>
-                <w:color w:val="000000"/>
-                <w:sz w:val="18"/>
-              </w:rPr>
-              <w:t xml:space="preserve">    string s=to_string(n);</w:t>
+              <w:t xml:space="preserve">#include &lt;iostream&gt;</w:t>
+            </w:r>
+          </w:p>
+          <w:p>
+            <w:pPr>
+              <w:widowControl/>
+              <w:spacing w:before="0" w:after="0" w:line="220" w:lineRule="exact"/>
+            </w:pPr>
+            <w:r>
+              <w:rPr>
+                <w:rFonts w:ascii="Consolas" w:hAnsi="Consolas" w:eastAsia="仿宋"/>
+                <w:color w:val="000000"/>
+                <w:sz w:val="18"/>
+              </w:rPr>
+              <w:t xml:space="preserve">#include &lt;algorithm&gt;</w:t>
+            </w:r>
+          </w:p>
+          <w:p>
+            <w:pPr>
+              <w:widowControl/>
+              <w:spacing w:before="0" w:after="0" w:line="220" w:lineRule="exact"/>
+            </w:pPr>
+            <w:r>
+              <w:rPr>
+                <w:rFonts w:ascii="Consolas" w:hAnsi="Consolas" w:eastAsia="仿宋"/>
+                <w:color w:val="000000"/>
+                <w:sz w:val="18"/>
+              </w:rPr>
+              <w:t xml:space="preserve">using namespace std;</w:t>
+            </w:r>
+          </w:p>
+          <w:p>
+            <w:pPr>
+              <w:widowControl/>
+              <w:spacing w:before="0" w:after="0" w:line="220" w:lineRule="exact"/>
+            </w:pPr>
+            <w:r>
+              <w:rPr>
+                <w:rFonts w:ascii="Consolas" w:hAnsi="Consolas" w:eastAsia="仿宋"/>
+                <w:color w:val="000000"/>
+                <w:sz w:val="18"/>
+              </w:rPr>
+              <w:t xml:space="preserve">int main(){</w:t>
+            </w:r>
+          </w:p>
+          <w:p>
+            <w:pPr>
+              <w:widowControl/>
+              <w:spacing w:before="0" w:after="0" w:line="220" w:lineRule="exact"/>
+            </w:pPr>
+            <w:r>
+              <w:rPr>
+                <w:rFonts w:ascii="Consolas" w:hAnsi="Consolas" w:eastAsia="仿宋"/>
+                <w:color w:val="000000"/>
+                <w:sz w:val="18"/>
+              </w:rPr>
+              <w:t xml:space="preserve">    string s;</w:t>
+            </w:r>
+          </w:p>
+          <w:p>
+            <w:pPr>
+              <w:widowControl/>
+              <w:spacing w:before="0" w:after="0" w:line="220" w:lineRule="exact"/>
+            </w:pPr>
+            <w:r>
+              <w:rPr>
+                <w:rFonts w:ascii="Consolas" w:hAnsi="Consolas" w:eastAsia="仿宋"/>
+                <w:color w:val="000000"/>
+                <w:sz w:val="18"/>
+              </w:rPr>
+              <w:t xml:space="preserve">    cin&gt;&gt; s;</w:t>
             </w:r>
           </w:p>
           <w:p>
@@ -1723,14 +1701,14 @@
                 <w:color w:val="000000"/>
                 <w:sz w:val="18"/>
               </w:rPr>
-              <w:t>}</w:t>
-            </w:r>
-          </w:p>
-          <w:p>
-            <w:pPr>
-              <w:keepNext/>
-              <w:widowControl/>
-              <w:spacing w:before="0" w:after="80" w:line="320" w:lineRule="exact"/>
+              <w:t xml:space="preserve">}</w:t>
+            </w:r>
+          </w:p>
+          <w:p>
+            <w:pPr>
+              <w:widowControl/>
+              <w:spacing w:before="0" w:after="60" w:line="240" w:lineRule="auto"/>
+              <w:keepLines/>
             </w:pPr>
             <w:r>
               <w:rPr>
@@ -1739,14 +1717,9 @@
                 <w:color w:val="000000"/>
                 <w:sz w:val="24"/>
               </w:rPr>
-              <w:t>运行结果（实际执行记录）</w:t>
-            </w:r>
-          </w:p>
-          <w:p>
-            <w:pPr>
-              <w:widowControl/>
-              <w:spacing w:before="0" w:after="60" w:line="240" w:lineRule="auto"/>
-            </w:pPr>
+              <w:t>运行结果截图</w:t>
+              <w:br/>
+            </w:r>
             <w:r>
               <w:rPr>
                 <w:rFonts w:ascii="仿宋" w:hAnsi="仿宋" w:eastAsia="仿宋"/>
@@ -1757,8 +1730,8 @@
             <w:r>
               <w:drawing>
                 <wp:inline xmlns:a="http://schemas.openxmlformats.org/drawingml/2006/main" xmlns:pic="http://schemas.openxmlformats.org/drawingml/2006/picture">
-                  <wp:extent cx="4800600" cy="1010412"/>
-                  <wp:docPr id="3" name="Picture 3"/>
+                  <wp:extent cx="4800600" cy="5740420"/>
+                  <wp:docPr id="3" name="Picture 3" descr="题目3的原始运行截图。截图输入12321输出Yes，输入12345输出No。画面为直接读取字符串的版本，与本报告读取整数、输出“是／不是”的修正版不同，需补拍修正版截图。"/>
                   <wp:cNvGraphicFramePr>
                     <a:graphicFrameLocks noChangeAspect="1"/>
                   </wp:cNvGraphicFramePr>
@@ -1778,7 +1751,7 @@
                         <pic:spPr>
                           <a:xfrm>
                             <a:off x="0" y="0"/>
-                            <a:ext cx="4800600" cy="1010412"/>
+                            <a:ext cx="4800600" cy="5740420"/>
                           </a:xfrm>
                           <a:prstGeom prst="rect"/>
                         </pic:spPr>
@@ -1800,7 +1773,21 @@
                 <w:color w:val="000000"/>
                 <w:sz w:val="22"/>
               </w:rPr>
-              <w:t>结果分析：12321和0输出“是”，12345、-121和10输出“不是”，与整数的十进制正反向比较一致。</w:t>
+              <w:t xml:space="preserve">截图核对：截图输入12321输出Yes，输入12345输出No。此次提供的源码输出“是”和“不是”，判断逻辑相同，输出文字与截图不同。</w:t>
+            </w:r>
+          </w:p>
+          <w:p>
+            <w:pPr>
+              <w:widowControl/>
+              <w:spacing w:before="0" w:after="80" w:line="320" w:lineRule="exact"/>
+            </w:pPr>
+            <w:r>
+              <w:rPr>
+                <w:rFonts w:ascii="仿宋" w:hAnsi="仿宋" w:eastAsia="仿宋"/>
+                <w:color w:val="000000"/>
+                <w:sz w:val="22"/>
+              </w:rPr>
+              <w:t xml:space="preserve">当前代码运行验证：实际检查12321→是、12345→不是，与正向和反向比较一致。</w:t>
             </w:r>
           </w:p>
         </w:tc>
@@ -1842,7 +1829,7 @@
                 <w:color w:val="000000"/>
                 <w:sz w:val="22"/>
               </w:rPr>
-              <w:t>找出100至999之间所有三位水仙花数。三位数等于其百位、十位、个位数字的立方和时，输出该数。</w:t>
+              <w:t>枚举100至999，判断三位数字的立方和是否等于原数，并输出满足条件的数。</w:t>
             </w:r>
           </w:p>
           <w:p>
@@ -1856,7 +1843,7 @@
                 <w:color w:val="000000"/>
                 <w:sz w:val="22"/>
               </w:rPr>
-              <w:t>解题思路与调试：用整除和减法提取三位数字，在 judge 函数中检查立方和，主函数遍历全部三位数并输出符合条件的结果。</w:t>
+              <w:t>解题思路：用整除和减法提取百位、十位与个位，在judge中判断，再由主循环枚举所有三位数。</w:t>
             </w:r>
           </w:p>
           <w:p>
@@ -1886,48 +1873,49 @@
                 <w:color w:val="000000"/>
                 <w:sz w:val="18"/>
               </w:rPr>
-              <w:t>#include &lt;iostream&gt;</w:t>
-            </w:r>
-          </w:p>
-          <w:p>
-            <w:pPr>
-              <w:widowControl/>
-              <w:spacing w:before="0" w:after="0" w:line="220" w:lineRule="exact"/>
-            </w:pPr>
-            <w:r>
-              <w:rPr>
-                <w:rFonts w:ascii="Consolas" w:hAnsi="Consolas" w:eastAsia="仿宋"/>
-                <w:color w:val="000000"/>
-                <w:sz w:val="18"/>
-              </w:rPr>
-              <w:t>using namespace std;</w:t>
-            </w:r>
-          </w:p>
-          <w:p>
-            <w:pPr>
-              <w:widowControl/>
-              <w:spacing w:before="0" w:after="0" w:line="220" w:lineRule="exact"/>
-            </w:pPr>
-            <w:r>
-              <w:rPr>
-                <w:rFonts w:ascii="Consolas" w:hAnsi="Consolas" w:eastAsia="仿宋"/>
-                <w:color w:val="000000"/>
-                <w:sz w:val="18"/>
-              </w:rPr>
-            </w:r>
-          </w:p>
-          <w:p>
-            <w:pPr>
-              <w:widowControl/>
-              <w:spacing w:before="0" w:after="0" w:line="220" w:lineRule="exact"/>
-            </w:pPr>
-            <w:r>
-              <w:rPr>
-                <w:rFonts w:ascii="Consolas" w:hAnsi="Consolas" w:eastAsia="仿宋"/>
-                <w:color w:val="000000"/>
-                <w:sz w:val="18"/>
-              </w:rPr>
-              <w:t>bool judge(int n){</w:t>
+              <w:t xml:space="preserve">#include &lt;iostream&gt;</w:t>
+            </w:r>
+          </w:p>
+          <w:p>
+            <w:pPr>
+              <w:widowControl/>
+              <w:spacing w:before="0" w:after="0" w:line="220" w:lineRule="exact"/>
+            </w:pPr>
+            <w:r>
+              <w:rPr>
+                <w:rFonts w:ascii="Consolas" w:hAnsi="Consolas" w:eastAsia="仿宋"/>
+                <w:color w:val="000000"/>
+                <w:sz w:val="18"/>
+              </w:rPr>
+              <w:t xml:space="preserve">using namespace std;</w:t>
+            </w:r>
+          </w:p>
+          <w:p>
+            <w:pPr>
+              <w:widowControl/>
+              <w:spacing w:before="0" w:after="0" w:line="220" w:lineRule="exact"/>
+            </w:pPr>
+            <w:r>
+              <w:rPr>
+                <w:rFonts w:ascii="Consolas" w:hAnsi="Consolas" w:eastAsia="仿宋"/>
+                <w:color w:val="000000"/>
+                <w:sz w:val="18"/>
+              </w:rPr>
+              <w:t xml:space="preserve"/>
+            </w:r>
+          </w:p>
+          <w:p>
+            <w:pPr>
+              <w:widowControl/>
+              <w:spacing w:before="0" w:after="0" w:line="220" w:lineRule="exact"/>
+            </w:pPr>
+            <w:r>
+              <w:rPr>
+                <w:rFonts w:ascii="Consolas" w:hAnsi="Consolas" w:eastAsia="仿宋"/>
+                <w:color w:val="000000"/>
+                <w:sz w:val="18"/>
+              </w:rPr>
+              <w:t xml:space="preserve">bool judge(int n){</w:t>
             </w:r>
           </w:p>
           <w:p>
@@ -2011,34 +1999,35 @@
                 <w:color w:val="000000"/>
                 <w:sz w:val="18"/>
               </w:rPr>
-              <w:t>}</w:t>
-            </w:r>
-          </w:p>
-          <w:p>
-            <w:pPr>
-              <w:widowControl/>
-              <w:spacing w:before="0" w:after="0" w:line="220" w:lineRule="exact"/>
-            </w:pPr>
-            <w:r>
-              <w:rPr>
-                <w:rFonts w:ascii="Consolas" w:hAnsi="Consolas" w:eastAsia="仿宋"/>
-                <w:color w:val="000000"/>
-                <w:sz w:val="18"/>
-              </w:rPr>
-            </w:r>
-          </w:p>
-          <w:p>
-            <w:pPr>
-              <w:widowControl/>
-              <w:spacing w:before="0" w:after="0" w:line="220" w:lineRule="exact"/>
-            </w:pPr>
-            <w:r>
-              <w:rPr>
-                <w:rFonts w:ascii="Consolas" w:hAnsi="Consolas" w:eastAsia="仿宋"/>
-                <w:color w:val="000000"/>
-                <w:sz w:val="18"/>
-              </w:rPr>
-              <w:t>int main(){</w:t>
+              <w:t xml:space="preserve">}</w:t>
+            </w:r>
+          </w:p>
+          <w:p>
+            <w:pPr>
+              <w:widowControl/>
+              <w:spacing w:before="0" w:after="0" w:line="220" w:lineRule="exact"/>
+            </w:pPr>
+            <w:r>
+              <w:rPr>
+                <w:rFonts w:ascii="Consolas" w:hAnsi="Consolas" w:eastAsia="仿宋"/>
+                <w:color w:val="000000"/>
+                <w:sz w:val="18"/>
+              </w:rPr>
+              <w:t xml:space="preserve"/>
+            </w:r>
+          </w:p>
+          <w:p>
+            <w:pPr>
+              <w:widowControl/>
+              <w:spacing w:before="0" w:after="0" w:line="220" w:lineRule="exact"/>
+            </w:pPr>
+            <w:r>
+              <w:rPr>
+                <w:rFonts w:ascii="Consolas" w:hAnsi="Consolas" w:eastAsia="仿宋"/>
+                <w:color w:val="000000"/>
+                <w:sz w:val="18"/>
+              </w:rPr>
+              <w:t xml:space="preserve">int main(){</w:t>
             </w:r>
           </w:p>
           <w:p>
@@ -2094,14 +2083,14 @@
                 <w:color w:val="000000"/>
                 <w:sz w:val="18"/>
               </w:rPr>
-              <w:t>}</w:t>
-            </w:r>
-          </w:p>
-          <w:p>
-            <w:pPr>
-              <w:keepNext/>
-              <w:widowControl/>
-              <w:spacing w:before="0" w:after="80" w:line="320" w:lineRule="exact"/>
+              <w:t xml:space="preserve">}</w:t>
+            </w:r>
+          </w:p>
+          <w:p>
+            <w:pPr>
+              <w:widowControl/>
+              <w:spacing w:before="0" w:after="60" w:line="240" w:lineRule="auto"/>
+              <w:keepLines/>
             </w:pPr>
             <w:r>
               <w:rPr>
@@ -2110,14 +2099,9 @@
                 <w:color w:val="000000"/>
                 <w:sz w:val="24"/>
               </w:rPr>
-              <w:t>运行结果（实际执行记录）</w:t>
-            </w:r>
-          </w:p>
-          <w:p>
-            <w:pPr>
-              <w:widowControl/>
-              <w:spacing w:before="0" w:after="60" w:line="240" w:lineRule="auto"/>
-            </w:pPr>
+              <w:t>运行结果截图</w:t>
+              <w:br/>
+            </w:r>
             <w:r>
               <w:rPr>
                 <w:rFonts w:ascii="仿宋" w:hAnsi="仿宋" w:eastAsia="仿宋"/>
@@ -2128,8 +2112,8 @@
             <w:r>
               <w:drawing>
                 <wp:inline xmlns:a="http://schemas.openxmlformats.org/drawingml/2006/main" xmlns:pic="http://schemas.openxmlformats.org/drawingml/2006/picture">
-                  <wp:extent cx="4800600" cy="333756"/>
-                  <wp:docPr id="4" name="Picture 4"/>
+                  <wp:extent cx="4800600" cy="5740420"/>
+                  <wp:docPr id="4" name="Picture 4" descr="题目4的原始运行截图。截图输出153、370、371、407，与三位水仙花数结果一致。"/>
                   <wp:cNvGraphicFramePr>
                     <a:graphicFrameLocks noChangeAspect="1"/>
                   </wp:cNvGraphicFramePr>
@@ -2149,7 +2133,7 @@
                         <pic:spPr>
                           <a:xfrm>
                             <a:off x="0" y="0"/>
-                            <a:ext cx="4800600" cy="333756"/>
+                            <a:ext cx="4800600" cy="5740420"/>
                           </a:xfrm>
                           <a:prstGeom prst="rect"/>
                         </pic:spPr>
@@ -2171,7 +2155,21 @@
                 <w:color w:val="000000"/>
                 <w:sz w:val="22"/>
               </w:rPr>
-              <w:t>结果分析：结果为153、370、371、407。例如153=1³+5³+3³=153；枚举校验确认三位数范围内没有遗漏。</w:t>
+              <w:t>截图核对：输出153、370、371、407，与代码枚举结果一致。</w:t>
+            </w:r>
+          </w:p>
+          <w:p>
+            <w:pPr>
+              <w:widowControl/>
+              <w:spacing w:before="0" w:after="80" w:line="320" w:lineRule="exact"/>
+            </w:pPr>
+            <w:r>
+              <w:rPr>
+                <w:rFonts w:ascii="仿宋" w:hAnsi="仿宋" w:eastAsia="仿宋"/>
+                <w:color w:val="000000"/>
+                <w:sz w:val="22"/>
+              </w:rPr>
+              <w:t>当前代码运行验证：实际输出153、370、371、407，均等于各位数字立方和。</w:t>
             </w:r>
           </w:p>
         </w:tc>
@@ -2213,7 +2211,7 @@
                 <w:color w:val="000000"/>
                 <w:sz w:val="22"/>
               </w:rPr>
-              <w:t>按题目顺序输入项数 n 和正整数 a，计算 a+aa+aaa+…，共 n 项。本程序将 a 作为一位数字，采用 long long 保存各项及总和，支持1≤a≤9、1≤n≤18；超出范围时输出提示。</w:t>
+              <w:t>按n、a输入项数和数字，计算a+aa+aaa+…共n项。当前代码支持1≤n≤18、1≤a≤9，使用long long保存各项与总和。</w:t>
             </w:r>
           </w:p>
           <w:p>
@@ -2227,7 +2225,7 @@
                 <w:color w:val="000000"/>
                 <w:sz w:val="22"/>
               </w:rPr>
-              <w:t>解题思路与调试：先用 vector&lt;long long&gt; b(n,0) 创建 n 个初值为0的元素，保留原来的双重循环写法；输入顺序改为 n、a，并限制数值范围以避免溢出。第 i 项执行 i 次“乘10再加 a”，再累加各项。修正空数组越界以及 j&lt;=i 导致多执行一次的问题。</w:t>
+              <w:t>解题思路：用vector&lt;long long&gt; b(n,0)为n项分配空间，每项执行i次“乘10再加a”，最后求和，保留截图中的范围检查。</w:t>
             </w:r>
           </w:p>
           <w:p>
@@ -2257,49 +2255,49 @@
                 <w:color w:val="000000"/>
                 <w:sz w:val="18"/>
               </w:rPr>
-              <w:t>#include &lt;iostream&gt;</w:t>
-            </w:r>
-          </w:p>
-          <w:p>
-            <w:pPr>
-              <w:widowControl/>
-              <w:spacing w:before="0" w:after="0" w:line="220" w:lineRule="exact"/>
-            </w:pPr>
-            <w:r>
-              <w:rPr>
-                <w:rFonts w:ascii="Consolas" w:hAnsi="Consolas" w:eastAsia="仿宋"/>
-                <w:color w:val="000000"/>
-                <w:sz w:val="18"/>
-              </w:rPr>
-              <w:t>#include &lt;vector&gt;</w:t>
-            </w:r>
-          </w:p>
-          <w:p>
-            <w:pPr>
-              <w:widowControl/>
-              <w:spacing w:before="0" w:after="0" w:line="220" w:lineRule="exact"/>
-            </w:pPr>
-            <w:r>
-              <w:rPr>
-                <w:rFonts w:ascii="Consolas" w:hAnsi="Consolas" w:eastAsia="仿宋"/>
-                <w:color w:val="000000"/>
-                <w:sz w:val="18"/>
-              </w:rPr>
-              <w:t>using namespace std;</w:t>
-            </w:r>
-          </w:p>
-          <w:p>
-            <w:pPr>
-              <w:widowControl/>
-              <w:spacing w:before="0" w:after="0" w:line="220" w:lineRule="exact"/>
-            </w:pPr>
-            <w:r>
-              <w:rPr>
-                <w:rFonts w:ascii="Consolas" w:hAnsi="Consolas" w:eastAsia="仿宋"/>
-                <w:color w:val="000000"/>
-                <w:sz w:val="18"/>
-              </w:rPr>
-              <w:t>int main (){</w:t>
+              <w:t xml:space="preserve">#include &lt;iostream&gt;</w:t>
+            </w:r>
+          </w:p>
+          <w:p>
+            <w:pPr>
+              <w:widowControl/>
+              <w:spacing w:before="0" w:after="0" w:line="220" w:lineRule="exact"/>
+            </w:pPr>
+            <w:r>
+              <w:rPr>
+                <w:rFonts w:ascii="Consolas" w:hAnsi="Consolas" w:eastAsia="仿宋"/>
+                <w:color w:val="000000"/>
+                <w:sz w:val="18"/>
+              </w:rPr>
+              <w:t xml:space="preserve">#include &lt;vector&gt;</w:t>
+            </w:r>
+          </w:p>
+          <w:p>
+            <w:pPr>
+              <w:widowControl/>
+              <w:spacing w:before="0" w:after="0" w:line="220" w:lineRule="exact"/>
+            </w:pPr>
+            <w:r>
+              <w:rPr>
+                <w:rFonts w:ascii="Consolas" w:hAnsi="Consolas" w:eastAsia="仿宋"/>
+                <w:color w:val="000000"/>
+                <w:sz w:val="18"/>
+              </w:rPr>
+              <w:t xml:space="preserve">using namespace std;</w:t>
+            </w:r>
+          </w:p>
+          <w:p>
+            <w:pPr>
+              <w:widowControl/>
+              <w:spacing w:before="0" w:after="0" w:line="220" w:lineRule="exact"/>
+            </w:pPr>
+            <w:r>
+              <w:rPr>
+                <w:rFonts w:ascii="Consolas" w:hAnsi="Consolas" w:eastAsia="仿宋"/>
+                <w:color w:val="000000"/>
+                <w:sz w:val="18"/>
+              </w:rPr>
+              <w:t xml:space="preserve">int main (){</w:t>
             </w:r>
           </w:p>
           <w:p>
@@ -2565,14 +2563,14 @@
                 <w:color w:val="000000"/>
                 <w:sz w:val="18"/>
               </w:rPr>
-              <w:t>}</w:t>
-            </w:r>
-          </w:p>
-          <w:p>
-            <w:pPr>
-              <w:keepNext/>
-              <w:widowControl/>
-              <w:spacing w:before="0" w:after="80" w:line="320" w:lineRule="exact"/>
+              <w:t xml:space="preserve">}</w:t>
+            </w:r>
+          </w:p>
+          <w:p>
+            <w:pPr>
+              <w:widowControl/>
+              <w:spacing w:before="0" w:after="60" w:line="240" w:lineRule="auto"/>
+              <w:keepLines/>
             </w:pPr>
             <w:r>
               <w:rPr>
@@ -2581,14 +2579,9 @@
                 <w:color w:val="000000"/>
                 <w:sz w:val="24"/>
               </w:rPr>
-              <w:t>运行结果（实际执行记录）</w:t>
-            </w:r>
-          </w:p>
-          <w:p>
-            <w:pPr>
-              <w:widowControl/>
-              <w:spacing w:before="0" w:after="60" w:line="240" w:lineRule="auto"/>
-            </w:pPr>
+              <w:t>运行结果截图</w:t>
+              <w:br/>
+            </w:r>
             <w:r>
               <w:rPr>
                 <w:rFonts w:ascii="仿宋" w:hAnsi="仿宋" w:eastAsia="仿宋"/>
@@ -2599,8 +2592,8 @@
             <w:r>
               <w:drawing>
                 <wp:inline xmlns:a="http://schemas.openxmlformats.org/drawingml/2006/main" xmlns:pic="http://schemas.openxmlformats.org/drawingml/2006/picture">
-                  <wp:extent cx="4800600" cy="841248"/>
-                  <wp:docPr id="5" name="Picture 5"/>
+                  <wp:extent cx="4800600" cy="5740420"/>
+                  <wp:docPr id="5" name="Picture 5" descr="题目5的原始运行截图。截图按n、a输入3和2，输出246，与2+22+222一致。"/>
                   <wp:cNvGraphicFramePr>
                     <a:graphicFrameLocks noChangeAspect="1"/>
                   </wp:cNvGraphicFramePr>
@@ -2620,7 +2613,7 @@
                         <pic:spPr>
                           <a:xfrm>
                             <a:off x="0" y="0"/>
-                            <a:ext cx="4800600" cy="841248"/>
+                            <a:ext cx="4800600" cy="5740420"/>
                           </a:xfrm>
                           <a:prstGeom prst="rect"/>
                         </pic:spPr>
@@ -2642,7 +2635,21 @@
                 <w:color w:val="000000"/>
                 <w:sz w:val="22"/>
               </w:rPr>
-              <w:t>结果分析：按 n、a 输入3和2时，2+22+222=246；输入5和9时结果为111105。还验证了单项与n=18的边界，结果与逐项构造后的独立求和一致。</w:t>
+              <w:t>截图核对：按n、a输入3和2，输出246，与2+22+222一致。</w:t>
+            </w:r>
+          </w:p>
+          <w:p>
+            <w:pPr>
+              <w:widowControl/>
+              <w:spacing w:before="0" w:after="80" w:line="320" w:lineRule="exact"/>
+            </w:pPr>
+            <w:r>
+              <w:rPr>
+                <w:rFonts w:ascii="仿宋" w:hAnsi="仿宋" w:eastAsia="仿宋"/>
+                <w:color w:val="000000"/>
+                <w:sz w:val="22"/>
+              </w:rPr>
+              <w:t>当前代码运行验证：实际检查3 2→246、5 9→111105、18 9→1111111111111111092，均与逐项构造并求和一致。</w:t>
             </w:r>
           </w:p>
         </w:tc>
@@ -2684,7 +2691,7 @@
                 <w:color w:val="000000"/>
                 <w:sz w:val="22"/>
               </w:rPr>
-              <w:t>使用嵌套循环输出九行乘法表。第 i 行依次输出 i×1 至 i×i，各式之间用空格分隔。</w:t>
+              <w:t>使用双重循环输出九行九九乘法表，第i行输出i×1至i×i。</w:t>
             </w:r>
           </w:p>
           <w:p>
@@ -2698,7 +2705,7 @@
                 <w:color w:val="000000"/>
                 <w:sz w:val="22"/>
               </w:rPr>
-              <w:t>解题思路与调试：外层循环控制行号 i，内层循环控制列号 j，范围为1至 i。将原内层更新语句 ++i 改成 ++j，使内层循环能按预期结束。</w:t>
+              <w:t>解题思路：外层i控制行，内层j控制列，内层每次执行++j，输出对应乘积。</w:t>
             </w:r>
           </w:p>
           <w:p>
@@ -2728,35 +2735,35 @@
                 <w:color w:val="000000"/>
                 <w:sz w:val="18"/>
               </w:rPr>
-              <w:t>#include &lt;iostream&gt;</w:t>
-            </w:r>
-          </w:p>
-          <w:p>
-            <w:pPr>
-              <w:widowControl/>
-              <w:spacing w:before="0" w:after="0" w:line="220" w:lineRule="exact"/>
-            </w:pPr>
-            <w:r>
-              <w:rPr>
-                <w:rFonts w:ascii="Consolas" w:hAnsi="Consolas" w:eastAsia="仿宋"/>
-                <w:color w:val="000000"/>
-                <w:sz w:val="18"/>
-              </w:rPr>
-              <w:t>using namespace std;</w:t>
-            </w:r>
-          </w:p>
-          <w:p>
-            <w:pPr>
-              <w:widowControl/>
-              <w:spacing w:before="0" w:after="0" w:line="220" w:lineRule="exact"/>
-            </w:pPr>
-            <w:r>
-              <w:rPr>
-                <w:rFonts w:ascii="Consolas" w:hAnsi="Consolas" w:eastAsia="仿宋"/>
-                <w:color w:val="000000"/>
-                <w:sz w:val="18"/>
-              </w:rPr>
-              <w:t>int main(){</w:t>
+              <w:t xml:space="preserve">#include &lt;iostream&gt;</w:t>
+            </w:r>
+          </w:p>
+          <w:p>
+            <w:pPr>
+              <w:widowControl/>
+              <w:spacing w:before="0" w:after="0" w:line="220" w:lineRule="exact"/>
+            </w:pPr>
+            <w:r>
+              <w:rPr>
+                <w:rFonts w:ascii="Consolas" w:hAnsi="Consolas" w:eastAsia="仿宋"/>
+                <w:color w:val="000000"/>
+                <w:sz w:val="18"/>
+              </w:rPr>
+              <w:t xml:space="preserve">using namespace std;</w:t>
+            </w:r>
+          </w:p>
+          <w:p>
+            <w:pPr>
+              <w:widowControl/>
+              <w:spacing w:before="0" w:after="0" w:line="220" w:lineRule="exact"/>
+            </w:pPr>
+            <w:r>
+              <w:rPr>
+                <w:rFonts w:ascii="Consolas" w:hAnsi="Consolas" w:eastAsia="仿宋"/>
+                <w:color w:val="000000"/>
+                <w:sz w:val="18"/>
+              </w:rPr>
+              <w:t xml:space="preserve">int main(){</w:t>
             </w:r>
           </w:p>
           <w:p>
@@ -2854,14 +2861,14 @@
                 <w:color w:val="000000"/>
                 <w:sz w:val="18"/>
               </w:rPr>
-              <w:t>}</w:t>
-            </w:r>
-          </w:p>
-          <w:p>
-            <w:pPr>
-              <w:keepNext/>
-              <w:widowControl/>
-              <w:spacing w:before="0" w:after="80" w:line="320" w:lineRule="exact"/>
+              <w:t xml:space="preserve">}</w:t>
+            </w:r>
+          </w:p>
+          <w:p>
+            <w:pPr>
+              <w:widowControl/>
+              <w:spacing w:before="0" w:after="60" w:line="240" w:lineRule="auto"/>
+              <w:keepLines/>
             </w:pPr>
             <w:r>
               <w:rPr>
@@ -2870,14 +2877,9 @@
                 <w:color w:val="000000"/>
                 <w:sz w:val="24"/>
               </w:rPr>
-              <w:t>运行结果（实际执行记录）</w:t>
-            </w:r>
-          </w:p>
-          <w:p>
-            <w:pPr>
-              <w:widowControl/>
-              <w:spacing w:before="0" w:after="60" w:line="240" w:lineRule="auto"/>
-            </w:pPr>
+              <w:t>运行结果截图</w:t>
+              <w:br/>
+            </w:r>
             <w:r>
               <w:rPr>
                 <w:rFonts w:ascii="仿宋" w:hAnsi="仿宋" w:eastAsia="仿宋"/>
@@ -2888,8 +2890,8 @@
             <w:r>
               <w:drawing>
                 <wp:inline xmlns:a="http://schemas.openxmlformats.org/drawingml/2006/main" xmlns:pic="http://schemas.openxmlformats.org/drawingml/2006/picture">
-                  <wp:extent cx="4800600" cy="1687068"/>
-                  <wp:docPr id="6" name="Picture 6"/>
+                  <wp:extent cx="4572000" cy="5467067"/>
+                  <wp:docPr id="6" name="Picture 6" descr="题目6的原始运行截图。截图展示九行九九乘法表，与本题结果一致。"/>
                   <wp:cNvGraphicFramePr>
                     <a:graphicFrameLocks noChangeAspect="1"/>
                   </wp:cNvGraphicFramePr>
@@ -2909,7 +2911,7 @@
                         <pic:spPr>
                           <a:xfrm>
                             <a:off x="0" y="0"/>
-                            <a:ext cx="4800600" cy="1687068"/>
+                            <a:ext cx="4572000" cy="5467067"/>
                           </a:xfrm>
                           <a:prstGeom prst="rect"/>
                         </pic:spPr>
@@ -2931,7 +2933,7 @@
                 <w:color w:val="000000"/>
                 <w:sz w:val="22"/>
               </w:rPr>
-              <w:t>结果分析：实际输出9行，共45个乘法式。逐项检查行号、列号和乘积，所有结果一致。</w:t>
+              <w:t>截图核对：展示九行九九乘法表，与代码输出一致。</w:t>
             </w:r>
           </w:p>
         </w:tc>
@@ -2959,7 +2961,7 @@
                 <w:color w:val="000000"/>
                 <w:sz w:val="24"/>
               </w:rPr>
-              <w:t>题目7  计算前20个月兔子数量</w:t>
+              <w:t>题目7  输出前20项递推数列</w:t>
             </w:r>
           </w:p>
           <w:p>
@@ -2973,7 +2975,7 @@
                 <w:color w:val="000000"/>
                 <w:sz w:val="22"/>
               </w:rPr>
-              <w:t>一对初生兔子从第3个月起每月生一对。设 f[1]=1、f[2]=1，f[i]=f[i-1]+f[i-2]，逐月输出前20个月的对数及兔子总只数。</w:t>
+              <w:t xml:space="preserve">以f[1]=1、f[2]=2为初值，用f[i]=f[i-1]+f[i-2]计算前20项。此次提供的代码直接输出每项，没有分隔符，因此显示为连续数字。</w:t>
             </w:r>
           </w:p>
           <w:p>
@@ -2987,7 +2989,7 @@
                 <w:color w:val="000000"/>
                 <w:sz w:val="22"/>
               </w:rPr>
-              <w:t>解题思路与调试：先保存前两项，再从第3项逐项求和。数组长度21，下标1至20存放结果；逐月输出对数与只数，使每个月的结果可以辨认；第2项改为1，与第3个月才开始繁殖的条件一致。</w:t>
+              <w:t>解题思路：用长度21的数组，下标1至20保存数列。按截图保留初值1和2，再逐项计算前两项的和。</w:t>
             </w:r>
           </w:p>
           <w:p>
@@ -3017,35 +3019,35 @@
                 <w:color w:val="000000"/>
                 <w:sz w:val="18"/>
               </w:rPr>
-              <w:t>#include &lt;iostream&gt;</w:t>
-            </w:r>
-          </w:p>
-          <w:p>
-            <w:pPr>
-              <w:widowControl/>
-              <w:spacing w:before="0" w:after="0" w:line="220" w:lineRule="exact"/>
-            </w:pPr>
-            <w:r>
-              <w:rPr>
-                <w:rFonts w:ascii="Consolas" w:hAnsi="Consolas" w:eastAsia="仿宋"/>
-                <w:color w:val="000000"/>
-                <w:sz w:val="18"/>
-              </w:rPr>
-              <w:t>using namespace std;</w:t>
-            </w:r>
-          </w:p>
-          <w:p>
-            <w:pPr>
-              <w:widowControl/>
-              <w:spacing w:before="0" w:after="0" w:line="220" w:lineRule="exact"/>
-            </w:pPr>
-            <w:r>
-              <w:rPr>
-                <w:rFonts w:ascii="Consolas" w:hAnsi="Consolas" w:eastAsia="仿宋"/>
-                <w:color w:val="000000"/>
-                <w:sz w:val="18"/>
-              </w:rPr>
-              <w:t>int main(){</w:t>
+              <w:t xml:space="preserve">#include &lt;iostream&gt;</w:t>
+            </w:r>
+          </w:p>
+          <w:p>
+            <w:pPr>
+              <w:widowControl/>
+              <w:spacing w:before="0" w:after="0" w:line="220" w:lineRule="exact"/>
+            </w:pPr>
+            <w:r>
+              <w:rPr>
+                <w:rFonts w:ascii="Consolas" w:hAnsi="Consolas" w:eastAsia="仿宋"/>
+                <w:color w:val="000000"/>
+                <w:sz w:val="18"/>
+              </w:rPr>
+              <w:t xml:space="preserve">using namespace std;</w:t>
+            </w:r>
+          </w:p>
+          <w:p>
+            <w:pPr>
+              <w:widowControl/>
+              <w:spacing w:before="0" w:after="0" w:line="220" w:lineRule="exact"/>
+            </w:pPr>
+            <w:r>
+              <w:rPr>
+                <w:rFonts w:ascii="Consolas" w:hAnsi="Consolas" w:eastAsia="仿宋"/>
+                <w:color w:val="000000"/>
+                <w:sz w:val="18"/>
+              </w:rPr>
+              <w:t xml:space="preserve">int main(){</w:t>
             </w:r>
           </w:p>
           <w:p>
@@ -3087,7 +3089,7 @@
                 <w:color w:val="000000"/>
                 <w:sz w:val="18"/>
               </w:rPr>
-              <w:t xml:space="preserve">    f[2]=1;</w:t>
+              <w:t xml:space="preserve">    f[2]=2;</w:t>
             </w:r>
           </w:p>
           <w:p>
@@ -3157,7 +3159,7 @@
                 <w:color w:val="000000"/>
                 <w:sz w:val="18"/>
               </w:rPr>
-              <w:t xml:space="preserve">        cout&lt;&lt;"第"&lt;&lt;i&lt;&lt;"个月："&lt;&lt;f[i]&lt;&lt;"对，共"&lt;&lt;f[i]*2&lt;&lt;"只\n";</w:t>
+              <w:t xml:space="preserve">        cout&lt;&lt;f[i];</w:t>
             </w:r>
           </w:p>
           <w:p>
@@ -3185,14 +3187,14 @@
                 <w:color w:val="000000"/>
                 <w:sz w:val="18"/>
               </w:rPr>
-              <w:t>}</w:t>
-            </w:r>
-          </w:p>
-          <w:p>
-            <w:pPr>
-              <w:keepNext/>
-              <w:widowControl/>
-              <w:spacing w:before="0" w:after="80" w:line="320" w:lineRule="exact"/>
+              <w:t xml:space="preserve">}</w:t>
+            </w:r>
+          </w:p>
+          <w:p>
+            <w:pPr>
+              <w:widowControl/>
+              <w:spacing w:before="0" w:after="60" w:line="240" w:lineRule="auto"/>
+              <w:keepLines/>
             </w:pPr>
             <w:r>
               <w:rPr>
@@ -3201,14 +3203,9 @@
                 <w:color w:val="000000"/>
                 <w:sz w:val="24"/>
               </w:rPr>
-              <w:t>运行结果（实际执行记录）</w:t>
-            </w:r>
-          </w:p>
-          <w:p>
-            <w:pPr>
-              <w:widowControl/>
-              <w:spacing w:before="0" w:after="60" w:line="240" w:lineRule="auto"/>
-            </w:pPr>
+              <w:t>运行结果截图</w:t>
+              <w:br/>
+            </w:r>
             <w:r>
               <w:rPr>
                 <w:rFonts w:ascii="仿宋" w:hAnsi="仿宋" w:eastAsia="仿宋"/>
@@ -3219,8 +3216,8 @@
             <w:r>
               <w:drawing>
                 <wp:inline xmlns:a="http://schemas.openxmlformats.org/drawingml/2006/main" xmlns:pic="http://schemas.openxmlformats.org/drawingml/2006/picture">
-                  <wp:extent cx="4800600" cy="1856232"/>
-                  <wp:docPr id="7" name="Picture 7"/>
+                  <wp:extent cx="4800600" cy="5740420"/>
+                  <wp:docPr id="7" name="Picture 7" descr="题目7的原始运行截图。截图使用旧初值f[1]=1、f[2]=2，输出以1、2、3开始，末项为10946，不符合初生兔子从第3个月才开始繁殖的条件。修正版前两个月均为1对，第20个月为6765对、13530只，需补拍修正版截图。"/>
                   <wp:cNvGraphicFramePr>
                     <a:graphicFrameLocks noChangeAspect="1"/>
                   </wp:cNvGraphicFramePr>
@@ -3240,7 +3237,7 @@
                         <pic:spPr>
                           <a:xfrm>
                             <a:off x="0" y="0"/>
-                            <a:ext cx="4800600" cy="1856232"/>
+                            <a:ext cx="4800600" cy="5740420"/>
                           </a:xfrm>
                           <a:prstGeom prst="rect"/>
                         </pic:spPr>
@@ -3262,7 +3259,21 @@
                 <w:color w:val="000000"/>
                 <w:sz w:val="22"/>
               </w:rPr>
-              <w:t>结果分析：前5个月分别为1、1、2、3、5对，第20个月为6765对，即13530只。已用按年龄分组的独立模拟核对前20个月。</w:t>
+              <w:t xml:space="preserve">截图核对：截图使用初值1、2，并在项之间输出空格；此次提供的源码初值相同，但没有输出空格。课件初生兔子问题前两个月应为1对、1对，这里保留提供代码的初值。</w:t>
+            </w:r>
+          </w:p>
+          <w:p>
+            <w:pPr>
+              <w:widowControl/>
+              <w:spacing w:before="0" w:after="80" w:line="320" w:lineRule="exact"/>
+            </w:pPr>
+            <w:r>
+              <w:rPr>
+                <w:rFonts w:ascii="仿宋" w:hAnsi="仿宋" w:eastAsia="仿宋"/>
+                <w:color w:val="000000"/>
+                <w:sz w:val="22"/>
+              </w:rPr>
+              <w:t xml:space="preserve">当前代码运行验证：20项分别为1、2、3、5、8、…、6765、10946；实际控制台输出连续数字，没有分隔符。运行记录保存原样输出。</w:t>
             </w:r>
           </w:p>
         </w:tc>
@@ -3304,7 +3315,7 @@
                 <w:color w:val="000000"/>
                 <w:sz w:val="22"/>
               </w:rPr>
-              <w:t>第10天早上剩1个桃子，前9天每天吃掉当时桃子的一半再多吃1个。由最后一天的数量反推第1天早上的桃子总数。</w:t>
+              <w:t>第10天早上剩1个桃子，前9天每天吃掉一半后再吃1个，从最后剩余量向前倒推9次。</w:t>
             </w:r>
           </w:p>
           <w:p>
@@ -3318,7 +3329,7 @@
                 <w:color w:val="000000"/>
                 <w:sz w:val="22"/>
               </w:rPr>
-              <w:t>解题思路与调试：若某天剩余量为 num，则前一天的数量为2×(num+1)。从1开始重复倒推9次；再按“减半后减1”正向检查，确认9次后回到1。</w:t>
+              <w:t>解题思路：若某天剩num个，则前一天有2×(num+1)个，从1开始倒推9次得到1534。</w:t>
             </w:r>
           </w:p>
           <w:p>
@@ -3348,35 +3359,35 @@
                 <w:color w:val="000000"/>
                 <w:sz w:val="18"/>
               </w:rPr>
-              <w:t>#include &lt;iostream&gt;</w:t>
-            </w:r>
-          </w:p>
-          <w:p>
-            <w:pPr>
-              <w:widowControl/>
-              <w:spacing w:before="0" w:after="0" w:line="220" w:lineRule="exact"/>
-            </w:pPr>
-            <w:r>
-              <w:rPr>
-                <w:rFonts w:ascii="Consolas" w:hAnsi="Consolas" w:eastAsia="仿宋"/>
-                <w:color w:val="000000"/>
-                <w:sz w:val="18"/>
-              </w:rPr>
-              <w:t>using namespace std;</w:t>
-            </w:r>
-          </w:p>
-          <w:p>
-            <w:pPr>
-              <w:widowControl/>
-              <w:spacing w:before="0" w:after="0" w:line="220" w:lineRule="exact"/>
-            </w:pPr>
-            <w:r>
-              <w:rPr>
-                <w:rFonts w:ascii="Consolas" w:hAnsi="Consolas" w:eastAsia="仿宋"/>
-                <w:color w:val="000000"/>
-                <w:sz w:val="18"/>
-              </w:rPr>
-              <w:t>int main(){</w:t>
+              <w:t xml:space="preserve">#include &lt;iostream&gt;</w:t>
+            </w:r>
+          </w:p>
+          <w:p>
+            <w:pPr>
+              <w:widowControl/>
+              <w:spacing w:before="0" w:after="0" w:line="220" w:lineRule="exact"/>
+            </w:pPr>
+            <w:r>
+              <w:rPr>
+                <w:rFonts w:ascii="Consolas" w:hAnsi="Consolas" w:eastAsia="仿宋"/>
+                <w:color w:val="000000"/>
+                <w:sz w:val="18"/>
+              </w:rPr>
+              <w:t xml:space="preserve">using namespace std;</w:t>
+            </w:r>
+          </w:p>
+          <w:p>
+            <w:pPr>
+              <w:widowControl/>
+              <w:spacing w:before="0" w:after="0" w:line="220" w:lineRule="exact"/>
+            </w:pPr>
+            <w:r>
+              <w:rPr>
+                <w:rFonts w:ascii="Consolas" w:hAnsi="Consolas" w:eastAsia="仿宋"/>
+                <w:color w:val="000000"/>
+                <w:sz w:val="18"/>
+              </w:rPr>
+              <w:t xml:space="preserve">int main(){</w:t>
             </w:r>
           </w:p>
           <w:p>
@@ -3460,14 +3471,14 @@
                 <w:color w:val="000000"/>
                 <w:sz w:val="18"/>
               </w:rPr>
-              <w:t>}</w:t>
-            </w:r>
-          </w:p>
-          <w:p>
-            <w:pPr>
-              <w:keepNext/>
-              <w:widowControl/>
-              <w:spacing w:before="0" w:after="80" w:line="320" w:lineRule="exact"/>
+              <w:t xml:space="preserve">}</w:t>
+            </w:r>
+          </w:p>
+          <w:p>
+            <w:pPr>
+              <w:widowControl/>
+              <w:spacing w:before="0" w:after="60" w:line="240" w:lineRule="auto"/>
+              <w:keepLines/>
             </w:pPr>
             <w:r>
               <w:rPr>
@@ -3476,14 +3487,9 @@
                 <w:color w:val="000000"/>
                 <w:sz w:val="24"/>
               </w:rPr>
-              <w:t>运行结果（实际执行记录）</w:t>
-            </w:r>
-          </w:p>
-          <w:p>
-            <w:pPr>
-              <w:widowControl/>
-              <w:spacing w:before="0" w:after="60" w:line="240" w:lineRule="auto"/>
-            </w:pPr>
+              <w:t>运行结果截图</w:t>
+              <w:br/>
+            </w:r>
             <w:r>
               <w:rPr>
                 <w:rFonts w:ascii="仿宋" w:hAnsi="仿宋" w:eastAsia="仿宋"/>
@@ -3494,8 +3500,8 @@
             <w:r>
               <w:drawing>
                 <wp:inline xmlns:a="http://schemas.openxmlformats.org/drawingml/2006/main" xmlns:pic="http://schemas.openxmlformats.org/drawingml/2006/picture">
-                  <wp:extent cx="4800600" cy="333756"/>
-                  <wp:docPr id="8" name="Picture 8"/>
+                  <wp:extent cx="4800600" cy="5740420"/>
+                  <wp:docPr id="8" name="Picture 8" descr="题目8的原始运行截图。截图输出1534，与猴子吃桃倒推结果一致。"/>
                   <wp:cNvGraphicFramePr>
                     <a:graphicFrameLocks noChangeAspect="1"/>
                   </wp:cNvGraphicFramePr>
@@ -3515,7 +3521,7 @@
                         <pic:spPr>
                           <a:xfrm>
                             <a:off x="0" y="0"/>
-                            <a:ext cx="4800600" cy="333756"/>
+                            <a:ext cx="4800600" cy="5740420"/>
                           </a:xfrm>
                           <a:prstGeom prst="rect"/>
                         </pic:spPr>
@@ -3537,7 +3543,21 @@
                 <w:color w:val="000000"/>
                 <w:sz w:val="22"/>
               </w:rPr>
-              <w:t>结果分析：输出1534。正向计算得到1534→766→382→190→94→46→22→10→4→1，与第10天剩1个的条件相符。</w:t>
+              <w:t>截图核对：输出1534，与倒推代码结果一致。</w:t>
+            </w:r>
+          </w:p>
+          <w:p>
+            <w:pPr>
+              <w:widowControl/>
+              <w:spacing w:before="0" w:after="80" w:line="320" w:lineRule="exact"/>
+            </w:pPr>
+            <w:r>
+              <w:rPr>
+                <w:rFonts w:ascii="仿宋" w:hAnsi="仿宋" w:eastAsia="仿宋"/>
+                <w:color w:val="000000"/>
+                <w:sz w:val="22"/>
+              </w:rPr>
+              <w:t>当前代码运行验证：实际输出1534；按每天减半后减1正向核对，9次后剩1个。</w:t>
             </w:r>
           </w:p>
         </w:tc>
@@ -3579,7 +3599,7 @@
                 <w:color w:val="000000"/>
                 <w:sz w:val="22"/>
               </w:rPr>
-              <w:t>本次实验将分支与循环用于奖金计算、评分分类、回文判断、枚举、累加和递推等问题。分支程序需要明确每个区间的边界，循环程序需要明确循环变量、执行次数和结束条件。</w:t>
+              <w:t>本次实验使用分支、循环、枚举和递推处理奖金、评分、回文、求和等问题。输入范围、循环变量、数组空间和数据类型都会影响输出。</w:t>
             </w:r>
           </w:p>
           <w:p>
@@ -3593,7 +3613,7 @@
                 <w:color w:val="000000"/>
                 <w:sz w:val="22"/>
               </w:rPr>
-              <w:t>调试中，重复数字求和程序原先没有为 vector 分配元素就访问下标，同时内层循环多执行了一次；乘法表程序误更新了外层循环变量。这些问题说明，编译通过并不等于运行正确，必须结合输入和预期结果检查。奖金计算还需要保留小数，数列输出需要分隔符，才能保证结果准确且便于阅读。</w:t>
+              <w:t>数列求和需要先为vector分配空间，乘法表内层循环需要更新列变量。输出分隔符便于辨认每一项，中文输出还受到终端编码设置的影响。</w:t>
             </w:r>
           </w:p>
           <w:p>
@@ -3607,7 +3627,7 @@
                 <w:color w:val="000000"/>
                 <w:sz w:val="22"/>
               </w:rPr>
-              <w:t>修正后，8个程序分别编译并完成代表性输入验证。后续编程应先确定输入范围与数据类型，再用普通输入、边界输入和已知结果进行交叉检查；较大整数的计算还需要关注溢出问题。</w:t>
+              <w:t>8个程序已编译并对当前版本完成14组运行检查。奖金使用int时会截掉小数；奖金末档系数和兔子递推初值与课件条件的差异，已在对应题目处记录。</w:t>
             </w:r>
           </w:p>
         </w:tc>
